--- a/reports/2026-08_zoloft_focus_report.docx
+++ b/reports/2026-08_zoloft_focus_report.docx
@@ -94,7 +94,7 @@
                 <w:sz w:val="34"/>
                 <w:szCs w:val="34"/>
               </w:rPr>
-              <w:t xml:space="preserve">184</w:t>
+              <w:t xml:space="preserve">47</w:t>
             </w:r>
           </w:p>
           <w:p>
@@ -139,7 +139,7 @@
                 <w:sz w:val="34"/>
                 <w:szCs w:val="34"/>
               </w:rPr>
-              <w:t xml:space="preserve">91</w:t>
+              <w:t xml:space="preserve">1</w:t>
             </w:r>
           </w:p>
           <w:p>
@@ -184,7 +184,7 @@
                 <w:sz w:val="34"/>
                 <w:szCs w:val="34"/>
               </w:rPr>
-              <w:t xml:space="preserve">34</w:t>
+              <w:t xml:space="preserve">0</w:t>
             </w:r>
           </w:p>
           <w:p>
@@ -229,7 +229,7 @@
                 <w:sz w:val="34"/>
                 <w:szCs w:val="34"/>
               </w:rPr>
-              <w:t xml:space="preserve">8</w:t>
+              <w:t xml:space="preserve">0</w:t>
             </w:r>
           </w:p>
           <w:p>
@@ -274,7 +274,7 @@
                 <w:sz w:val="34"/>
                 <w:szCs w:val="34"/>
               </w:rPr>
-              <w:t xml:space="preserve">6</w:t>
+              <w:t xml:space="preserve">0</w:t>
             </w:r>
           </w:p>
           <w:p>
@@ -380,7 +380,7 @@
                 <w:sz w:val="23"/>
                 <w:szCs w:val="23"/>
               </w:rPr>
-              <w:t xml:space="preserve">2026年8月左洛复最值得注意的是：抑郁与焦虑治疗的竞争已从 SSRI 同类比较扩展到快速起效和新机制方案。</w:t>
+              <w:t xml:space="preserve">8月舍曲林相关综述及难治性抑郁新机制研究值得分层阅读，不能将后者直接套用于常规抑郁治疗。</w:t>
             </w:r>
           </w:p>
         </w:tc>
@@ -438,7 +438,7 @@
                 <w:sz w:val="23"/>
                 <w:szCs w:val="23"/>
               </w:rPr>
-              <w:t xml:space="preserve">本月纳入 184 条有效产品/竞品进展，其中 91 条建议跟进、34 条为高证据。优先记录包括《评估 AXS-05 对成人戒烟功效和安全性的研究》、《右美托咪定-艾氯胺酮联合治疗腹腔镜输尿管重建术后抑郁和焦虑》。</w:t>
+              <w:t xml:space="preserve">本月纳入 47 条有效产品/竞品进展，其中 1 条建议跟进、0 条为高证据。优先记录包括《舍曲林作为抗抑郁药对抑郁症患者炎症细胞因子的影响：随机双盲安慰剂对照试验的系统评价与荟萃分析。》、《艾司氯胺酮鼻喷剂在重度抑郁症患者中的真实世界临床实践、有效性与安全性：一项法国前瞻性队列研究（ELLIPSE研究）。》。</w:t>
             </w:r>
           </w:p>
         </w:tc>
@@ -496,7 +496,7 @@
                 <w:sz w:val="23"/>
                 <w:szCs w:val="23"/>
               </w:rPr>
-              <w:t xml:space="preserve">优先查看潜在/新机制；Spravato、潜在/新机制；COMP360 等、机制竞品；Wellbutrin、机制竞品；Cymbalta，并把同一研究在不同检索路径下的重复命中合并判断。</w:t>
+              <w:t xml:space="preserve">优先查看潜在/新机制；COMP360 等、潜在/新机制；Spravato、机制竞品；心达悦/Trintellix、直接竞品；百忧解/Prozac，并把同一研究在不同检索路径下的重复命中合并判断。</w:t>
             </w:r>
           </w:p>
         </w:tc>
@@ -772,7 +772,7 @@
                 <w:sz w:val="22"/>
                 <w:szCs w:val="22"/>
               </w:rPr>
-              <w:t xml:space="preserve">2026-08-14</w:t>
+              <w:t xml:space="preserve">2026-08-06</w:t>
             </w:r>
           </w:p>
           <w:p>
@@ -786,7 +786,7 @@
                 <w:sz w:val="22"/>
                 <w:szCs w:val="22"/>
               </w:rPr>
-              <w:t xml:space="preserve">Clinical</w:t>
+              <w:t xml:space="preserve">PubMed</w:t>
             </w:r>
           </w:p>
           <w:p>
@@ -796,11 +796,11 @@
             <w:r>
               <w:rPr>
                 <w:rFonts w:ascii="Microsoft YaHei UI" w:cs="Microsoft YaHei UI" w:eastAsia="Microsoft YaHei UI" w:hAnsi="Microsoft YaHei UI"/>
-                <w:color w:val="0B5C55"/>
+                <w:color w:val="9A5D15"/>
                 <w:sz w:val="18"/>
                 <w:szCs w:val="18"/>
               </w:rPr>
-              <w:t xml:space="preserve">高证据 / 建议跟进</w:t>
+              <w:t xml:space="preserve">中证据 / 视情况</w:t>
             </w:r>
           </w:p>
         </w:tc>
@@ -829,7 +829,7 @@
                 <w:sz w:val="22"/>
                 <w:szCs w:val="22"/>
               </w:rPr>
-              <w:t xml:space="preserve">评估 AXS-05 对成人戒烟功效和安全性的研究</w:t>
+              <w:t xml:space="preserve">舍曲林作为抗抑郁药对抑郁症患者炎症细胞因子的影响：随机双盲安慰剂对照试验的系统评价与荟萃分析。</w:t>
             </w:r>
           </w:p>
           <w:p>
@@ -843,14 +843,14 @@
                 <w:sz w:val="20"/>
                 <w:szCs w:val="20"/>
               </w:rPr>
-              <w:t xml:space="preserve">ClinicalTrials.gov 研究：评估 AXS-05 对成人戒烟功效和安全性的研究；NCT：NCT07766655；状态：招募中；阶段：3期；适应症/疾病：戒烟；首次发布：2026-08-14；最近更新：2026-08-14。</w:t>
+              <w:t xml:space="preserve">论文内容：背景：舍曲林是一种广泛用于抑郁症治疗的选择性5-羟色胺再摄取抑制剂，有研究提示其可通过调控炎症通路发挥免疫调节作用；然而，关于其对循环细胞因子影响的临床证据仍存在不一致性。本系统评价与荟萃分析评估了舍曲林对成年患者炎症细胞因子的影响。方法：在LILACS、CINAHL、MEDLINE/PubMed、Cochrane Library、Scopus和Web of Science数据库中进行检索，纳入评估舍曲林与炎症生物标志物的随机单盲或双盲安慰剂对照试验。10项研究符合纳入标准。针对白细胞介素-6（IL-6）、白细胞介素-10（IL-10）和肿瘤坏死因子-α（TNF-α）开展了随机效应meta分析。</w:t>
             </w:r>
           </w:p>
           <w:p>
             <w:pPr>
               <w:spacing w:after="0" w:before="80"/>
             </w:pPr>
-            <w:hyperlink w:history="1" r:id="rId8karqahd9chnjs9xze6xl">
+            <w:hyperlink w:history="1" r:id="rIdvqslj60uwtxbuts5eaijw">
               <w:r>
                 <w:rPr>
                   <w:rFonts w:ascii="Microsoft YaHei UI" w:cs="Microsoft YaHei UI" w:eastAsia="Microsoft YaHei UI" w:hAnsi="Microsoft YaHei UI"/>
@@ -889,7 +889,7 @@
                 <w:sz w:val="22"/>
                 <w:szCs w:val="22"/>
               </w:rPr>
-              <w:t xml:space="preserve">机制竞品；Wellbutrin</w:t>
+              <w:t xml:space="preserve">本品/同成分；左洛复/Zoloft</w:t>
             </w:r>
           </w:p>
           <w:p>
@@ -903,7 +903,7 @@
                 <w:sz w:val="20"/>
                 <w:szCs w:val="20"/>
               </w:rPr>
-              <w:t xml:space="preserve">抑郁症非 SSRI 替代；建议查看研究设计、入排标准和终点，判断对左洛复或同机制竞品监测的影响。</w:t>
+              <w:t xml:space="preserve">该文涉及盐酸舍曲林及左洛复的本品/同成分追踪路径；应依据原文研究人群、终点与研究设计判断临床适用性，不把题名当作疗效结论。</w:t>
             </w:r>
           </w:p>
         </w:tc>
@@ -937,7 +937,7 @@
                 <w:sz w:val="22"/>
                 <w:szCs w:val="22"/>
               </w:rPr>
-              <w:t xml:space="preserve">2026-08-10</w:t>
+              <w:t xml:space="preserve">2026-08-31</w:t>
             </w:r>
           </w:p>
           <w:p>
@@ -951,7 +951,7 @@
                 <w:sz w:val="22"/>
                 <w:szCs w:val="22"/>
               </w:rPr>
-              <w:t xml:space="preserve">Clinical</w:t>
+              <w:t xml:space="preserve">PubMed</w:t>
             </w:r>
           </w:p>
           <w:p>
@@ -961,11 +961,11 @@
             <w:r>
               <w:rPr>
                 <w:rFonts w:ascii="Microsoft YaHei UI" w:cs="Microsoft YaHei UI" w:eastAsia="Microsoft YaHei UI" w:hAnsi="Microsoft YaHei UI"/>
-                <w:color w:val="0B5C55"/>
+                <w:color w:val="9A5D15"/>
                 <w:sz w:val="18"/>
                 <w:szCs w:val="18"/>
               </w:rPr>
-              <w:t xml:space="preserve">高证据 / 建议跟进</w:t>
+              <w:t xml:space="preserve">中证据 / 视情况</w:t>
             </w:r>
           </w:p>
         </w:tc>
@@ -994,7 +994,7 @@
                 <w:sz w:val="22"/>
                 <w:szCs w:val="22"/>
               </w:rPr>
-              <w:t xml:space="preserve">右美托咪定-艾氯胺酮联合治疗腹腔镜输尿管重建术后抑郁和焦虑</w:t>
+              <w:t xml:space="preserve">艾司氯胺酮鼻喷剂在重度抑郁症患者中的真实世界临床实践、有效性与安全性：一项法国前瞻性队列研究（ELLIPSE研究）。</w:t>
             </w:r>
           </w:p>
           <w:p>
@@ -1008,14 +1008,14 @@
                 <w:sz w:val="20"/>
                 <w:szCs w:val="20"/>
               </w:rPr>
-              <w:t xml:space="preserve">ClinicalTrials.gov 研究：右美托咪定-艾氯胺酮联合治疗腹腔镜输尿管重建术后抑郁和焦虑；NCT：NCT07753772；状态：尚未招募；阶段：4期；适应症/疾病：输尿管狭窄；右美托咪定；艾氯胺酮；抑郁症状；焦虑；首次发布：2026-08-10；最近更新：2026-08-14。</w:t>
+              <w:t xml:space="preserve">论文内容：背景：重度抑郁症（MDD）患病率极高，且与显著的残疾及死亡风险相关。难治性抑郁症（TRD）定义为对≥2线抗抑郁治疗应答不足，目前仍是主要的治疗挑战。艾司氯胺酮鼻喷剂于2019年获批用于TRD，随机试验已证实其有效性与安全性，但真实世界证据仍较为有限。目的：ELLIPSE研究旨在描述法国常规临床实践中接受艾司氯胺酮治疗患者的特征、治疗模式及12个月结局。研究设计：ELLIPSE是一项前瞻性、多中心、观察性队列研究，纳入2021年12月至2023年7月期间起始使用艾司氯胺酮的单相重度抑郁症成人患者，随访时长为12个月。研究方法：通过标准化临床评估收集数据。使用蒙哥马利-阿斯伯格抑郁评定量表（MADRS）评估疗效。</w:t>
             </w:r>
           </w:p>
           <w:p>
             <w:pPr>
               <w:spacing w:after="0" w:before="80"/>
             </w:pPr>
-            <w:hyperlink w:history="1" r:id="rIdd7w6_ppg4t1r5uriq3eeb">
+            <w:hyperlink w:history="1" r:id="rId3k8p-japoaap_d_3isby7">
               <w:r>
                 <w:rPr>
                   <w:rFonts w:ascii="Microsoft YaHei UI" w:cs="Microsoft YaHei UI" w:eastAsia="Microsoft YaHei UI" w:hAnsi="Microsoft YaHei UI"/>
@@ -1068,7 +1068,7 @@
                 <w:sz w:val="20"/>
                 <w:szCs w:val="20"/>
               </w:rPr>
-              <w:t xml:space="preserve">治疗抵抗性抑郁快速起效；建议查看研究设计、入排标准和终点，判断对左洛复或同机制竞品监测的影响。</w:t>
+              <w:t xml:space="preserve">该文涉及盐酸艾司氯胺酮及左洛复的潜在/新机制追踪路径；应依据原文研究人群、终点与研究设计判断临床适用性，不把题名当作疗效结论。</w:t>
             </w:r>
           </w:p>
         </w:tc>
@@ -1102,7 +1102,7 @@
                 <w:sz w:val="22"/>
                 <w:szCs w:val="22"/>
               </w:rPr>
-              <w:t xml:space="preserve">2026-08-06</w:t>
+              <w:t xml:space="preserve">2026-08-29</w:t>
             </w:r>
           </w:p>
           <w:p>
@@ -1116,7 +1116,7 @@
                 <w:sz w:val="22"/>
                 <w:szCs w:val="22"/>
               </w:rPr>
-              <w:t xml:space="preserve">Clinical</w:t>
+              <w:t xml:space="preserve">PubMed</w:t>
             </w:r>
           </w:p>
           <w:p>
@@ -1126,11 +1126,11 @@
             <w:r>
               <w:rPr>
                 <w:rFonts w:ascii="Microsoft YaHei UI" w:cs="Microsoft YaHei UI" w:eastAsia="Microsoft YaHei UI" w:hAnsi="Microsoft YaHei UI"/>
-                <w:color w:val="0B5C55"/>
+                <w:color w:val="9A5D15"/>
                 <w:sz w:val="18"/>
                 <w:szCs w:val="18"/>
               </w:rPr>
-              <w:t xml:space="preserve">高证据 / 建议跟进</w:t>
+              <w:t xml:space="preserve">中证据 / 视情况</w:t>
             </w:r>
           </w:p>
         </w:tc>
@@ -1159,7 +1159,7 @@
                 <w:sz w:val="22"/>
                 <w:szCs w:val="22"/>
               </w:rPr>
-              <w:t xml:space="preserve">比较艾氯胺酮、雷马唑仑与异丙酚在小儿胃镜检查中的呼吸安全</w:t>
+              <w:t xml:space="preserve">基于艾司氯胺酮的治疗、针对抑郁的元认知训练及其联合方案用于难治性抑郁：一项多中心观察性研究中抑郁症状和反刍思维的6个月变化轨迹。</w:t>
             </w:r>
           </w:p>
           <w:p>
@@ -1173,14 +1173,14 @@
                 <w:sz w:val="20"/>
                 <w:szCs w:val="20"/>
               </w:rPr>
-              <w:t xml:space="preserve">ClinicalTrials.gov 研究：比较艾氯胺酮、雷马唑仑与异丙酚在小儿胃镜检查中的呼吸安全；NCT：NCT07748884；状态：尚未招募；阶段：4期；适应症/疾病：呼吸系统不良事件；低氧血症；儿童；胃镜检查；艾氯胺酮；瑞马唑仑；首次发布：2026-08-06；最近更新：2026-08-06。</w:t>
+              <w:t xml:space="preserve">论文内容：难治性抑郁症（TRD）仍是一种负担极重的临床疾病，抑郁严重程度的改善并不一定意味着反刍等适应不良性认知-情感过程出现同步改变。我们在常规临床照护中比较了三种积极治疗条件下抑郁症状与抑郁反刍的6个月变化轨迹：不接受抑郁症特异性元认知训练的基于艾司氯胺酮鼻喷剂的治疗（ESK）、不接触艾司氯胺酮的抑郁症特异性元认知训练（D-MCT），以及艾司氯胺酮联合D-MCT治疗（D-MCT + ESK）。在65例接受筛查的患者中，12例因至少存在1项绝对禁忌证被排除，最终53例入组（ESK组n=15，D-MCT组n=12，D-MCT + ESK组n=26）。</w:t>
             </w:r>
           </w:p>
           <w:p>
             <w:pPr>
               <w:spacing w:after="0" w:before="80"/>
             </w:pPr>
-            <w:hyperlink w:history="1" r:id="rIdian--mhswowcfcnznglkd">
+            <w:hyperlink w:history="1" r:id="rIdwvowmkngzbuj7oyq3oatr">
               <w:r>
                 <w:rPr>
                   <w:rFonts w:ascii="Microsoft YaHei UI" w:cs="Microsoft YaHei UI" w:eastAsia="Microsoft YaHei UI" w:hAnsi="Microsoft YaHei UI"/>
@@ -1233,7 +1233,7 @@
                 <w:sz w:val="20"/>
                 <w:szCs w:val="20"/>
               </w:rPr>
-              <w:t xml:space="preserve">治疗抵抗性抑郁快速起效；建议查看研究设计、入排标准和终点，判断对左洛复或同机制竞品监测的影响。</w:t>
+              <w:t xml:space="preserve">该文涉及盐酸艾司氯胺酮及左洛复的潜在/新机制追踪路径；应依据原文研究人群、终点与研究设计判断临床适用性，不把题名当作疗效结论。</w:t>
             </w:r>
           </w:p>
         </w:tc>
@@ -1267,7 +1267,7 @@
                 <w:sz w:val="22"/>
                 <w:szCs w:val="22"/>
               </w:rPr>
-              <w:t xml:space="preserve">2026-08-03</w:t>
+              <w:t xml:space="preserve">2026-08-27</w:t>
             </w:r>
           </w:p>
           <w:p>
@@ -1281,7 +1281,7 @@
                 <w:sz w:val="22"/>
                 <w:szCs w:val="22"/>
               </w:rPr>
-              <w:t xml:space="preserve">Clinical</w:t>
+              <w:t xml:space="preserve">PubMed</w:t>
             </w:r>
           </w:p>
           <w:p>
@@ -1291,11 +1291,11 @@
             <w:r>
               <w:rPr>
                 <w:rFonts w:ascii="Microsoft YaHei UI" w:cs="Microsoft YaHei UI" w:eastAsia="Microsoft YaHei UI" w:hAnsi="Microsoft YaHei UI"/>
-                <w:color w:val="0B5C55"/>
+                <w:color w:val="9A5D15"/>
                 <w:sz w:val="18"/>
                 <w:szCs w:val="18"/>
               </w:rPr>
-              <w:t xml:space="preserve">高证据 / 建议跟进</w:t>
+              <w:t xml:space="preserve">中证据 / 视情况</w:t>
             </w:r>
           </w:p>
         </w:tc>
@@ -1324,7 +1324,7 @@
                 <w:sz w:val="22"/>
                 <w:szCs w:val="22"/>
               </w:rPr>
-              <w:t xml:space="preserve">比较 KH607 片与氢溴酸沃替西汀片对成年重度抑郁症患者的疗效和安全性</w:t>
+              <w:t xml:space="preserve">马来酸氟伏沙明的药理学见解：σ1受体激动作用、多模式机制及治疗重定位。</w:t>
             </w:r>
           </w:p>
           <w:p>
@@ -1338,14 +1338,14 @@
                 <w:sz w:val="20"/>
                 <w:szCs w:val="20"/>
               </w:rPr>
-              <w:t xml:space="preserve">ClinicalTrials.gov 研究：比较 KH607 片与氢溴酸沃替西汀片对成年重度抑郁症患者的疗效和安全性；NCT：NCT07741331；状态：尚未招募；阶段：3期；适应症/疾病：重度抑郁症 (MDD)；首次发布：2026-08-03；最近更新：2026-08-03。</w:t>
+              <w:t xml:space="preserve">论文内容：马来酸氟伏沙明（FM）是一种选择性5-羟色胺再摄取抑制剂（SSRI），因其对σ1受体（σ1R）的强效激动活性而受到越来越多的关注。本综述整合了目前对其作用过程的认知，重点阐述了内质网（ER）中由σ1R介导的分子伴侣活性，该活性可减轻精神疾病和神经系统疾病中的蛋白质错误折叠、内质网应激及神经炎症。在所有SSRI类药物中，氟伏沙明对σ1R的亲和力位居前列，高于舍曲林和氟西汀，其作用机制是使σ1R与BiP分子伴侣解离，从而改善蛋白质重折叠并增强细胞恢复力。临床前实验表明，氟伏沙明可抑制未折叠蛋白反应标志物、恢复谷氨酸能传递并刺激小白蛋白中间神经元，进而在精神分裂症中产生抗精神病样作用，并对氯胺酮诱导的损伤发挥神经保护作用。</w:t>
             </w:r>
           </w:p>
           <w:p>
             <w:pPr>
               <w:spacing w:after="0" w:before="80"/>
             </w:pPr>
-            <w:hyperlink w:history="1" r:id="rIdc-hx2wisgdopz94fdsus8">
+            <w:hyperlink w:history="1" r:id="rId1riykjmfow28jnarf7aea">
               <w:r>
                 <w:rPr>
                   <w:rFonts w:ascii="Microsoft YaHei UI" w:cs="Microsoft YaHei UI" w:eastAsia="Microsoft YaHei UI" w:hAnsi="Microsoft YaHei UI"/>
@@ -1384,7 +1384,7 @@
                 <w:sz w:val="22"/>
                 <w:szCs w:val="22"/>
               </w:rPr>
-              <w:t xml:space="preserve">机制竞品；心达悦/Trintellix</w:t>
+              <w:t xml:space="preserve">直接竞品；兰释/Luvox</w:t>
             </w:r>
           </w:p>
           <w:p>
@@ -1398,7 +1398,7 @@
                 <w:sz w:val="20"/>
                 <w:szCs w:val="20"/>
               </w:rPr>
-              <w:t xml:space="preserve">认知/多模式差异化；建议查看研究设计、入排标准和终点，判断对左洛复或同机制竞品监测的影响。</w:t>
+              <w:t xml:space="preserve">该文涉及马来酸氟伏沙明及左洛复的直接竞品追踪路径；应依据原文研究人群、终点与研究设计判断临床适用性，不把题名当作疗效结论。</w:t>
             </w:r>
           </w:p>
         </w:tc>
@@ -1432,7 +1432,7 @@
                 <w:sz w:val="22"/>
                 <w:szCs w:val="22"/>
               </w:rPr>
-              <w:t xml:space="preserve">2026-08-18</w:t>
+              <w:t xml:space="preserve">2026-08-21</w:t>
             </w:r>
           </w:p>
           <w:p>
@@ -1446,7 +1446,7 @@
                 <w:sz w:val="22"/>
                 <w:szCs w:val="22"/>
               </w:rPr>
-              <w:t xml:space="preserve">Clinical</w:t>
+              <w:t xml:space="preserve">PubMed</w:t>
             </w:r>
           </w:p>
           <w:p>
@@ -1456,11 +1456,11 @@
             <w:r>
               <w:rPr>
                 <w:rFonts w:ascii="Microsoft YaHei UI" w:cs="Microsoft YaHei UI" w:eastAsia="Microsoft YaHei UI" w:hAnsi="Microsoft YaHei UI"/>
-                <w:color w:val="0B5C55"/>
+                <w:color w:val="9A5D15"/>
                 <w:sz w:val="18"/>
                 <w:szCs w:val="18"/>
               </w:rPr>
-              <w:t xml:space="preserve">高证据 / 建议跟进</w:t>
+              <w:t xml:space="preserve">中证据 / 视情况</w:t>
             </w:r>
           </w:p>
         </w:tc>
@@ -1489,7 +1489,7 @@
                 <w:sz w:val="22"/>
                 <w:szCs w:val="22"/>
               </w:rPr>
-              <w:t xml:space="preserve">别嘌呤醇治疗抑郁症</w:t>
+              <w:t xml:space="preserve">1例接受锂盐治疗的患者中，大剂量氟西汀可能相关的认知功能障碍。</w:t>
             </w:r>
           </w:p>
           <w:p>
@@ -1503,14 +1503,14 @@
                 <w:sz w:val="20"/>
                 <w:szCs w:val="20"/>
               </w:rPr>
-              <w:t xml:space="preserve">ClinicalTrials.gov 研究：别嘌呤醇治疗抑郁症；NCT：NCT07574060；状态：招募中；阶段：2期；3期；适应症/疾病：Depression；首次发布：2026-05-07；最近更新：2026-08-18。</w:t>
+              <w:t xml:space="preserve">论文内容：抗抑郁药，尤其是选择性5-羟色胺再摄取抑制剂（SSRIs）如氟西汀，是广泛处方的药物。氟西汀被视为焦虑、抑郁及强迫症（OCD）等常见精神疾病的一线药物治疗方案。在大型临床试验中，过去30年间氟西汀始终表现出良好的安全性和耐受性特征。本病例报告1例36岁白人女性，有孤独症谱系障碍（ASD）和双相I型障碍病史，接受锂盐治疗，在氟西汀剂量上调后出现新发认知功能障碍。根据给药指南，她的氟西汀剂量在数周内逐渐滴定至80 mg/日。在该剂量下，她开始出现进行性记忆力减退和意识模糊，最终需住院治疗。全面评估排除了认知功能下降的其他潜在精神或躯体病因。</w:t>
             </w:r>
           </w:p>
           <w:p>
             <w:pPr>
               <w:spacing w:after="0" w:before="80"/>
             </w:pPr>
-            <w:hyperlink w:history="1" r:id="rId-wmix0r4n-mscrxpchocq">
+            <w:hyperlink w:history="1" r:id="rIdexgkjs8tpt2z6hmmipem8">
               <w:r>
                 <w:rPr>
                   <w:rFonts w:ascii="Microsoft YaHei UI" w:cs="Microsoft YaHei UI" w:eastAsia="Microsoft YaHei UI" w:hAnsi="Microsoft YaHei UI"/>
@@ -1549,7 +1549,7 @@
                 <w:sz w:val="22"/>
                 <w:szCs w:val="22"/>
               </w:rPr>
-              <w:t xml:space="preserve">本品/同成分；左洛复/Zoloft</w:t>
+              <w:t xml:space="preserve">直接竞品；百忧解/Prozac</w:t>
             </w:r>
           </w:p>
           <w:p>
@@ -1563,7 +1563,7 @@
                 <w:sz w:val="20"/>
                 <w:szCs w:val="20"/>
               </w:rPr>
-              <w:t xml:space="preserve">同成分和抗抑郁药竞争；建议查看研究设计、入排标准和终点，判断对左洛复或同机制竞品监测的影响。</w:t>
+              <w:t xml:space="preserve">该文涉及盐酸氟西汀及左洛复的直接竞品追踪路径；应依据原文研究人群、终点与研究设计判断临床适用性，不把题名当作疗效结论。</w:t>
             </w:r>
           </w:p>
         </w:tc>
@@ -1597,7 +1597,7 @@
                 <w:sz w:val="22"/>
                 <w:szCs w:val="22"/>
               </w:rPr>
-              <w:t xml:space="preserve">2026-08-28</w:t>
+              <w:t xml:space="preserve">2026-08-19</w:t>
             </w:r>
           </w:p>
           <w:p>
@@ -1611,7 +1611,7 @@
                 <w:sz w:val="22"/>
                 <w:szCs w:val="22"/>
               </w:rPr>
-              <w:t xml:space="preserve">Clinical</w:t>
+              <w:t xml:space="preserve">PubMed</w:t>
             </w:r>
           </w:p>
           <w:p>
@@ -1621,11 +1621,11 @@
             <w:r>
               <w:rPr>
                 <w:rFonts w:ascii="Microsoft YaHei UI" w:cs="Microsoft YaHei UI" w:eastAsia="Microsoft YaHei UI" w:hAnsi="Microsoft YaHei UI"/>
-                <w:color w:val="0B5C55"/>
+                <w:color w:val="9A5D15"/>
                 <w:sz w:val="18"/>
                 <w:szCs w:val="18"/>
               </w:rPr>
-              <w:t xml:space="preserve">高证据 / 建议跟进</w:t>
+              <w:t xml:space="preserve">中证据 / 视情况</w:t>
             </w:r>
           </w:p>
         </w:tc>
@@ -1654,7 +1654,7 @@
                 <w:sz w:val="22"/>
                 <w:szCs w:val="22"/>
               </w:rPr>
-              <w:t xml:space="preserve">评估艾氯胺酮减轻重度抑郁症症状的功效和安全性的研究</w:t>
+              <w:t xml:space="preserve">序贯双侧重复经颅磁刺激联合氟西汀治疗青少年快感缺失型抑郁症：临床疗效与外周炎症谱。</w:t>
             </w:r>
           </w:p>
           <w:p>
@@ -1668,14 +1668,14 @@
                 <w:sz w:val="20"/>
                 <w:szCs w:val="20"/>
               </w:rPr>
-              <w:t xml:space="preserve">ClinicalTrials.gov 研究：评估艾氯胺酮减轻重度抑郁症症状的功效和安全性的研究；NCT：NCT07227454；状态：招募中；阶段：3期；适应症/疾病：抑郁症，严重；首次发布：2025-11-12；最近更新：2026-08-28。</w:t>
+              <w:t xml:space="preserve">论文内容：目的：青少年快感缺失型抑郁症常无法对氟西汀单药治疗产生充分应答，其驱动因素为慢性外周炎症和奖赏回路功能障碍。本研究旨在比较氟西汀单药与序贯双侧重复经颅磁刺激联合氟西汀治疗青少年快感缺失型重度抑郁症的临床疗效及炎症特征。方法：该单中心4周随机对照试验纳入86名年龄在13-18岁、符合DSM-5重度抑郁发作伴显著快感缺失的中国汉族青少年，按1:1比例分配至联合组（活性双侧重复经颅磁刺激+氟西汀）和对照组（假重复经颅磁刺激+氟西汀）。81名受试者完成了治疗。主要终点为ASA-C评分的变化；次要终点包括HAMD-24总分、WCST认知指标及血浆IL-1β、IL-6和TNF-α水平的变化。</w:t>
             </w:r>
           </w:p>
           <w:p>
             <w:pPr>
               <w:spacing w:after="0" w:before="80"/>
             </w:pPr>
-            <w:hyperlink w:history="1" r:id="rIdsf7crkrfcrw1axuo6tily">
+            <w:hyperlink w:history="1" r:id="rId_wzfxkt-pka3zgyutca6p">
               <w:r>
                 <w:rPr>
                   <w:rFonts w:ascii="Microsoft YaHei UI" w:cs="Microsoft YaHei UI" w:eastAsia="Microsoft YaHei UI" w:hAnsi="Microsoft YaHei UI"/>
@@ -1714,7 +1714,7 @@
                 <w:sz w:val="22"/>
                 <w:szCs w:val="22"/>
               </w:rPr>
-              <w:t xml:space="preserve">潜在/新机制；Spravato</w:t>
+              <w:t xml:space="preserve">直接竞品；百忧解/Prozac</w:t>
             </w:r>
           </w:p>
           <w:p>
@@ -1728,7 +1728,7 @@
                 <w:sz w:val="20"/>
                 <w:szCs w:val="20"/>
               </w:rPr>
-              <w:t xml:space="preserve">治疗抵抗性抑郁快速起效；建议查看研究设计、入排标准和终点，判断对左洛复或同机制竞品监测的影响。</w:t>
+              <w:t xml:space="preserve">该文涉及盐酸氟西汀及左洛复的直接竞品追踪路径；应依据原文研究人群、终点与研究设计判断临床适用性，不把题名当作疗效结论。</w:t>
             </w:r>
           </w:p>
         </w:tc>
@@ -1762,7 +1762,7 @@
                 <w:sz w:val="22"/>
                 <w:szCs w:val="22"/>
               </w:rPr>
-              <w:t xml:space="preserve">2026-08-26</w:t>
+              <w:t xml:space="preserve">2026-08-15</w:t>
             </w:r>
           </w:p>
           <w:p>
@@ -1776,7 +1776,7 @@
                 <w:sz w:val="22"/>
                 <w:szCs w:val="22"/>
               </w:rPr>
-              <w:t xml:space="preserve">Clinical</w:t>
+              <w:t xml:space="preserve">PubMed</w:t>
             </w:r>
           </w:p>
           <w:p>
@@ -1786,11 +1786,11 @@
             <w:r>
               <w:rPr>
                 <w:rFonts w:ascii="Microsoft YaHei UI" w:cs="Microsoft YaHei UI" w:eastAsia="Microsoft YaHei UI" w:hAnsi="Microsoft YaHei UI"/>
-                <w:color w:val="0B5C55"/>
+                <w:color w:val="9A5D15"/>
                 <w:sz w:val="18"/>
                 <w:szCs w:val="18"/>
               </w:rPr>
-              <w:t xml:space="preserve">高证据 / 建议跟进</w:t>
+              <w:t xml:space="preserve">中证据 / 视情况</w:t>
             </w:r>
           </w:p>
         </w:tc>
@@ -1819,7 +1819,7 @@
                 <w:sz w:val="22"/>
                 <w:szCs w:val="22"/>
               </w:rPr>
-              <w:t xml:space="preserve">减肥手术后的药理学和行为治疗：维持治疗（第 2a 阶段）</w:t>
+              <w:t xml:space="preserve">艾司西酞普兰联合低频重复经颅磁刺激用于缺血性卒中后抑郁伴焦虑患者的临床疗效研究。</w:t>
             </w:r>
           </w:p>
           <w:p>
@@ -1833,14 +1833,14 @@
                 <w:sz w:val="20"/>
                 <w:szCs w:val="20"/>
               </w:rPr>
-              <w:t xml:space="preserve">ClinicalTrials.gov 研究：减肥手术后的药理学和行为治疗：维持治疗（第 2a 阶段）；NCT：NCT04605081；状态：已完成；阶段：2期；3期；适应症/疾病：饮食失控；肥胖/超重；首次发布：2020-10-27；最近更新：2026-08-26。</w:t>
+              <w:t xml:space="preserve">论文内容：背景：回顾性分析艾司西酞普兰联合低频重复经颅磁刺激（LF-rTMS）治疗缺血性卒中患者焦虑与抑郁的临床疗效。方法：回顾性纳入2025年1月至2025年12月在广西壮族自治区江滨医院接受治疗的80例合并抑郁与焦虑的缺血性卒中患者。将患者分为常规治疗组与联合治疗组，每组各40例。常规治疗组接受常规治疗联合口服艾司西酞普兰，联合治疗组接受与常规治疗组相同的治疗方案，并加用LF-rTMS。为评估临床疗效，在两组患者治疗前及治疗结束时采集汉密尔顿抑郁评定量表（HAMD）与汉密尔顿焦虑评定量表（HAMA）评分。同时对中缝核（BR）区域行经颅超声成像检查，并记录治疗期间的不良反应。结果：联合治疗组的总有效率显著高于常规治疗组。</w:t>
             </w:r>
           </w:p>
           <w:p>
             <w:pPr>
               <w:spacing w:after="0" w:before="80"/>
             </w:pPr>
-            <w:hyperlink w:history="1" r:id="rIdpeauzh-hhmre2comu8dzi">
+            <w:hyperlink w:history="1" r:id="rIdvrdxdlccemizglp8offfk">
               <w:r>
                 <w:rPr>
                   <w:rFonts w:ascii="Microsoft YaHei UI" w:cs="Microsoft YaHei UI" w:eastAsia="Microsoft YaHei UI" w:hAnsi="Microsoft YaHei UI"/>
@@ -1879,7 +1879,7 @@
                 <w:sz w:val="22"/>
                 <w:szCs w:val="22"/>
               </w:rPr>
-              <w:t xml:space="preserve">机制竞品；Wellbutrin</w:t>
+              <w:t xml:space="preserve">直接竞品；来士普/Lexapro</w:t>
             </w:r>
           </w:p>
           <w:p>
@@ -1893,7 +1893,7 @@
                 <w:sz w:val="20"/>
                 <w:szCs w:val="20"/>
               </w:rPr>
-              <w:t xml:space="preserve">抑郁症非 SSRI 替代；建议查看研究设计、入排标准和终点，判断对左洛复或同机制竞品监测的影响。</w:t>
+              <w:t xml:space="preserve">该文涉及草酸艾司西酞普兰及左洛复的直接竞品追踪路径；应依据原文研究人群、终点与研究设计判断临床适用性，不把题名当作疗效结论。</w:t>
             </w:r>
           </w:p>
         </w:tc>
@@ -1927,7 +1927,7 @@
                 <w:sz w:val="22"/>
                 <w:szCs w:val="22"/>
               </w:rPr>
-              <w:t xml:space="preserve">2026-08-26</w:t>
+              <w:t xml:space="preserve">2026-08-28</w:t>
             </w:r>
           </w:p>
           <w:p>
@@ -1941,7 +1941,7 @@
                 <w:sz w:val="22"/>
                 <w:szCs w:val="22"/>
               </w:rPr>
-              <w:t xml:space="preserve">Clinical</w:t>
+              <w:t xml:space="preserve">PubMed</w:t>
             </w:r>
           </w:p>
           <w:p>
@@ -1951,11 +1951,11 @@
             <w:r>
               <w:rPr>
                 <w:rFonts w:ascii="Microsoft YaHei UI" w:cs="Microsoft YaHei UI" w:eastAsia="Microsoft YaHei UI" w:hAnsi="Microsoft YaHei UI"/>
-                <w:color w:val="0B5C55"/>
+                <w:color w:val="9A5D15"/>
                 <w:sz w:val="18"/>
                 <w:szCs w:val="18"/>
               </w:rPr>
-              <w:t xml:space="preserve">高证据 / 建议跟进</w:t>
+              <w:t xml:space="preserve">中证据 / 视情况</w:t>
             </w:r>
           </w:p>
         </w:tc>
@@ -1984,7 +1984,7 @@
                 <w:sz w:val="22"/>
                 <w:szCs w:val="22"/>
               </w:rPr>
-              <w:t xml:space="preserve">减肥手术后的药理学和行为治疗：急性（第一阶段）</w:t>
+              <w:t xml:space="preserve">去甲文拉法辛在重度抑郁症中的真实世界有效性与耐受性：一项意大利全国多中心前瞻性队列研究。</w:t>
             </w:r>
           </w:p>
           <w:p>
@@ -1998,14 +1998,14 @@
                 <w:sz w:val="20"/>
                 <w:szCs w:val="20"/>
               </w:rPr>
-              <w:t xml:space="preserve">ClinicalTrials.gov 研究：减肥手术后的药理学和行为治疗：急性（第一阶段）；NCT：NCT04599478；状态：已完成；阶段：2期；3期；适应症/疾病：饮食失控；肥胖/超重；首次发布：2020-10-22；最近更新：2026-08-26。</w:t>
+              <w:t xml:space="preserve">论文内容：引言：关于去甲文拉法辛在重性抑郁障碍（MDD）中有效性与耐受性的真实世界证据仍然有限，在临床异质性人群中尤为突出。本多中心观察性研究评估了去甲文拉法辛的真实世界有效性与耐受性，重点关注抑郁和焦虑症状、应答、缓解以及不良反应负担。方法：这项多中心前瞻性观察性研究纳入197名符合DSM-5-TR重性抑郁发作诊断、开始使用去甲文拉法辛治疗的门诊患者。分别在基线（T0）、1个月（T1）和3个月（T2）时进行评估。抑郁症状（MADRS）为主要终点； 焦虑（HAM-A）、躁狂症状（YMRS）和耐受性（ASEC）为次要终点。应答定义为MADRS评分降低≥50%，缓解定义为MADRS评分&lt;10分。结果：受试者平均年龄46.1±14.</w:t>
             </w:r>
           </w:p>
           <w:p>
             <w:pPr>
               <w:spacing w:after="0" w:before="80"/>
             </w:pPr>
-            <w:hyperlink w:history="1" r:id="rIdt1igf2jldzhoibam09zgg">
+            <w:hyperlink w:history="1" r:id="rIdy46pforx5cego1thsi20j">
               <w:r>
                 <w:rPr>
                   <w:rFonts w:ascii="Microsoft YaHei UI" w:cs="Microsoft YaHei UI" w:eastAsia="Microsoft YaHei UI" w:hAnsi="Microsoft YaHei UI"/>
@@ -2044,7 +2044,7 @@
                 <w:sz w:val="22"/>
                 <w:szCs w:val="22"/>
               </w:rPr>
-              <w:t xml:space="preserve">机制竞品；Wellbutrin</w:t>
+              <w:t xml:space="preserve">机制竞品；Pristiq</w:t>
             </w:r>
           </w:p>
           <w:p>
@@ -2058,7 +2058,7 @@
                 <w:sz w:val="20"/>
                 <w:szCs w:val="20"/>
               </w:rPr>
-              <w:t xml:space="preserve">抑郁症非 SSRI 替代；建议查看研究设计、入排标准和终点，判断对左洛复或同机制竞品监测的影响。</w:t>
+              <w:t xml:space="preserve">该文涉及琥珀酸去甲文拉法辛及左洛复的机制竞品追踪路径；应依据原文研究人群、终点与研究设计判断临床适用性，不把题名当作疗效结论。</w:t>
             </w:r>
           </w:p>
         </w:tc>
@@ -2080,767 +2080,20 @@
         <w:t xml:space="preserve">KOL / 专家动态</w:t>
       </w:r>
     </w:p>
-    <w:tbl>
-      <w:tblPr>
-        <w:tblW w:type="dxa" w:w="10000"/>
-        <w:tblBorders>
-          <w:top w:val="single" w:color="D6E2DF" w:sz="1"/>
-          <w:left w:val="single" w:color="D6E2DF" w:sz="1"/>
-          <w:bottom w:val="single" w:color="D6E2DF" w:sz="1"/>
-          <w:right w:val="single" w:color="D6E2DF" w:sz="1"/>
-          <w:insideH w:val="single" w:color="D6E2DF" w:sz="1"/>
-          <w:insideV w:val="single" w:color="D6E2DF" w:sz="1"/>
-        </w:tblBorders>
-      </w:tblPr>
-      <w:tblGrid>
-        <w:gridCol w:w="1450"/>
-        <w:gridCol w:w="8550"/>
-      </w:tblGrid>
-      <w:tr>
-        <w:trPr>
-          <w:cantSplit/>
-        </w:trPr>
-        <w:tc>
-          <w:tcPr>
-            <w:tcW w:type="dxa" w:w="1450"/>
-            <w:shd w:fill="FFFFFF" w:val="clear"/>
-            <w:tcMar>
-              <w:top w:type="dxa" w:w="150"/>
-              <w:left w:type="dxa" w:w="170"/>
-              <w:bottom w:type="dxa" w:w="150"/>
-              <w:right w:type="dxa" w:w="170"/>
-            </w:tcMar>
-            <w:vAlign w:val="center"/>
-          </w:tcPr>
-          <w:p>
-            <w:pPr>
-              <w:spacing w:after="50" w:before="0" w:line="340"/>
-            </w:pPr>
-            <w:r>
-              <w:rPr>
-                <w:rFonts w:ascii="Microsoft YaHei UI" w:cs="Microsoft YaHei UI" w:eastAsia="Microsoft YaHei UI" w:hAnsi="Microsoft YaHei UI"/>
-                <w:b/>
-                <w:bCs/>
-                <w:color w:val="152625"/>
-                <w:sz w:val="22"/>
-                <w:szCs w:val="22"/>
-              </w:rPr>
-              <w:t xml:space="preserve">2026-08-28</w:t>
-            </w:r>
-          </w:p>
-          <w:p>
-            <w:pPr>
-              <w:spacing w:after="0" w:before="0" w:line="340"/>
-            </w:pPr>
-            <w:r>
-              <w:rPr>
-                <w:rFonts w:ascii="Microsoft YaHei UI" w:cs="Microsoft YaHei UI" w:eastAsia="Microsoft YaHei UI" w:hAnsi="Microsoft YaHei UI"/>
-                <w:color w:val="5F706E"/>
-                <w:sz w:val="22"/>
-                <w:szCs w:val="22"/>
-              </w:rPr>
-              <w:t xml:space="preserve">微信公众号</w:t>
-            </w:r>
-          </w:p>
-        </w:tc>
-        <w:tc>
-          <w:tcPr>
-            <w:tcW w:type="dxa" w:w="8550"/>
-            <w:shd w:fill="FFFFFF" w:val="clear"/>
-            <w:tcMar>
-              <w:top w:type="dxa" w:w="150"/>
-              <w:left w:type="dxa" w:w="170"/>
-              <w:bottom w:type="dxa" w:w="150"/>
-              <w:right w:type="dxa" w:w="170"/>
-            </w:tcMar>
-            <w:vAlign w:val="top"/>
-          </w:tcPr>
-          <w:p>
-            <w:pPr>
-              <w:spacing w:after="70" w:before="0" w:line="340"/>
-            </w:pPr>
-            <w:r>
-              <w:rPr>
-                <w:rFonts w:ascii="Microsoft YaHei UI" w:cs="Microsoft YaHei UI" w:eastAsia="Microsoft YaHei UI" w:hAnsi="Microsoft YaHei UI"/>
-                <w:b/>
-                <w:bCs/>
-                <w:color w:val="0B5C55"/>
-                <w:sz w:val="22"/>
-                <w:szCs w:val="22"/>
-              </w:rPr>
-              <w:t xml:space="preserve">宁玉萍｜广州医科大学附属脑科医院</w:t>
-            </w:r>
-          </w:p>
-          <w:p>
-            <w:pPr>
-              <w:spacing w:after="70" w:before="0" w:line="340"/>
-            </w:pPr>
-            <w:r>
-              <w:rPr>
-                <w:rFonts w:ascii="Microsoft YaHei UI" w:cs="Microsoft YaHei UI" w:eastAsia="Microsoft YaHei UI" w:hAnsi="Microsoft YaHei UI"/>
-                <w:b/>
-                <w:bCs/>
-                <w:color w:val="152625"/>
-                <w:sz w:val="22"/>
-                <w:szCs w:val="22"/>
-              </w:rPr>
-              <w:t xml:space="preserve">方案与建议|中国精神疾病外科治疗专家共识</w:t>
-            </w:r>
-          </w:p>
-          <w:p>
-            <w:pPr>
-              <w:spacing w:after="0" w:before="0" w:line="320"/>
-            </w:pPr>
-            <w:r>
-              <w:rPr>
-                <w:rFonts w:ascii="Microsoft YaHei UI" w:cs="Microsoft YaHei UI" w:eastAsia="Microsoft YaHei UI" w:hAnsi="Microsoft YaHei UI"/>
-                <w:color w:val="5F706E"/>
-                <w:sz w:val="20"/>
-                <w:szCs w:val="20"/>
-              </w:rPr>
-              <w:t xml:space="preserve">宁玉萍作为共识制定专家参与《中国精神疾病外科治疗专家共识》。共识围绕难治性精神疾病的适应证与禁忌证、术前评估、知情同意、多学科协作、神经调控及外科治疗流程和长期随访提出规范化建议。对左洛复相关工作而言，应关注规范药物治疗后仍疗效不足患者的难治性判定、转诊节点和后续治疗路径。</w:t>
-            </w:r>
-          </w:p>
-          <w:p>
-            <w:pPr>
-              <w:spacing w:after="0" w:before="80"/>
-            </w:pPr>
-            <w:hyperlink w:history="1" r:id="rIdvv7ceilaxpdaeywvolyey">
-              <w:r>
-                <w:rPr>
-                  <w:rFonts w:ascii="Microsoft YaHei UI" w:cs="Microsoft YaHei UI" w:eastAsia="Microsoft YaHei UI" w:hAnsi="Microsoft YaHei UI"/>
-                  <w:color w:val="1B6CA8"/>
-                  <w:sz w:val="18"/>
-                  <w:szCs w:val="18"/>
-                  <w:u w:val="single"/>
-                </w:rPr>
-                <w:t xml:space="preserve">打开原始来源</w:t>
-              </w:r>
-            </w:hyperlink>
-          </w:p>
-        </w:tc>
-      </w:tr>
-      <w:tr>
-        <w:trPr>
-          <w:cantSplit/>
-        </w:trPr>
-        <w:tc>
-          <w:tcPr>
-            <w:tcW w:type="dxa" w:w="1450"/>
-            <w:shd w:fill="F5F8F7" w:val="clear"/>
-            <w:tcMar>
-              <w:top w:type="dxa" w:w="150"/>
-              <w:left w:type="dxa" w:w="170"/>
-              <w:bottom w:type="dxa" w:w="150"/>
-              <w:right w:type="dxa" w:w="170"/>
-            </w:tcMar>
-            <w:vAlign w:val="center"/>
-          </w:tcPr>
-          <w:p>
-            <w:pPr>
-              <w:spacing w:after="50" w:before="0" w:line="340"/>
-            </w:pPr>
-            <w:r>
-              <w:rPr>
-                <w:rFonts w:ascii="Microsoft YaHei UI" w:cs="Microsoft YaHei UI" w:eastAsia="Microsoft YaHei UI" w:hAnsi="Microsoft YaHei UI"/>
-                <w:b/>
-                <w:bCs/>
-                <w:color w:val="152625"/>
-                <w:sz w:val="22"/>
-                <w:szCs w:val="22"/>
-              </w:rPr>
-              <w:t xml:space="preserve">2026-08-26</w:t>
-            </w:r>
-          </w:p>
-          <w:p>
-            <w:pPr>
-              <w:spacing w:after="0" w:before="0" w:line="340"/>
-            </w:pPr>
-            <w:r>
-              <w:rPr>
-                <w:rFonts w:ascii="Microsoft YaHei UI" w:cs="Microsoft YaHei UI" w:eastAsia="Microsoft YaHei UI" w:hAnsi="Microsoft YaHei UI"/>
-                <w:color w:val="5F706E"/>
-                <w:sz w:val="22"/>
-                <w:szCs w:val="22"/>
-              </w:rPr>
-              <w:t xml:space="preserve">PubMed</w:t>
-            </w:r>
-          </w:p>
-        </w:tc>
-        <w:tc>
-          <w:tcPr>
-            <w:tcW w:type="dxa" w:w="8550"/>
-            <w:shd w:fill="F5F8F7" w:val="clear"/>
-            <w:tcMar>
-              <w:top w:type="dxa" w:w="150"/>
-              <w:left w:type="dxa" w:w="170"/>
-              <w:bottom w:type="dxa" w:w="150"/>
-              <w:right w:type="dxa" w:w="170"/>
-            </w:tcMar>
-            <w:vAlign w:val="top"/>
-          </w:tcPr>
-          <w:p>
-            <w:pPr>
-              <w:spacing w:after="70" w:before="0" w:line="340"/>
-            </w:pPr>
-            <w:r>
-              <w:rPr>
-                <w:rFonts w:ascii="Microsoft YaHei UI" w:cs="Microsoft YaHei UI" w:eastAsia="Microsoft YaHei UI" w:hAnsi="Microsoft YaHei UI"/>
-                <w:b/>
-                <w:bCs/>
-                <w:color w:val="0B5C55"/>
-                <w:sz w:val="22"/>
-                <w:szCs w:val="22"/>
-              </w:rPr>
-              <w:t xml:space="preserve">陆林｜北京大学第六医院</w:t>
-            </w:r>
-          </w:p>
-          <w:p>
-            <w:pPr>
-              <w:spacing w:after="70" w:before="0" w:line="340"/>
-            </w:pPr>
-            <w:r>
-              <w:rPr>
-                <w:rFonts w:ascii="Microsoft YaHei UI" w:cs="Microsoft YaHei UI" w:eastAsia="Microsoft YaHei UI" w:hAnsi="Microsoft YaHei UI"/>
-                <w:b/>
-                <w:bCs/>
-                <w:color w:val="152625"/>
-                <w:sz w:val="22"/>
-                <w:szCs w:val="22"/>
-              </w:rPr>
-              <w:t xml:space="preserve">伏隔核-杏仁核连接的减少与基于正念的认知治疗后晚年抑郁症的睡眠改善有关。</w:t>
-            </w:r>
-          </w:p>
-          <w:p>
-            <w:pPr>
-              <w:spacing w:after="0" w:before="0" w:line="320"/>
-            </w:pPr>
-            <w:r>
-              <w:rPr>
-                <w:rFonts w:ascii="Microsoft YaHei UI" w:cs="Microsoft YaHei UI" w:eastAsia="Microsoft YaHei UI" w:hAnsi="Microsoft YaHei UI"/>
-                <w:color w:val="5F706E"/>
-                <w:sz w:val="20"/>
-                <w:szCs w:val="20"/>
-              </w:rPr>
-              <w:t xml:space="preserve">研究主题：伏隔核-杏仁核连接的减少与基于正念的认知治疗后晚年抑郁症的睡眠改善有关。。摘要要点：背景：基于正念的认知疗法（MBCT）可以改善重度抑郁症的睡眠。这项随机对照试验的二次分析检查了辅助 MBCT 对睡眠质量的影响，并探讨了晚年抑郁症 (LLD) 睡眠改善的神经相关性。方法：60 名 LLD 患者被随机分配接受 8 周 MBCT 加常规治疗 (TAU) 或单独 TAU (ChiCTR1800017725)。分别使用匹兹堡睡眠质量指数（PSQI）和心肺耦合（CPC）评估主观和客观睡眠质量。在 MBCT+TAU 组中，检查了治疗后冥想和休息状态之间功能连接的差异，并分析了与睡眠结果变化的关联。结果：MBCT+TAU 组的总体 PSQI 评分显示出比 TAU 组更大的短期改善（交互作用 p = 0.02）。第 8 周时，总体 PSQI 评分变化的组间差异为 -3.80（95% CI，-6.50 至 -1.10），但在 3 个月随访时不显着。MBCT+TAU 组的稳定睡眠也增加更多（变化差异，0.94 小时；95% CI，0.17 至 1.71）。相对于静息状态，冥想期间右伏核-左杏仁核功能连接的减少与稳定睡眠持续时间的更大增加相关（r = 0.45，p = 0.013）。结论：辅助 MBCT 与 LLD 患者主观和客观睡眠质量的短期改善相关。相对于静息状态，冥想期间右伏核-左杏仁核功能连接的减少与稳定睡眠持续时间的增加有关。</w:t>
-            </w:r>
-          </w:p>
-          <w:p>
-            <w:pPr>
-              <w:spacing w:after="0" w:before="80"/>
-            </w:pPr>
-            <w:hyperlink w:history="1" r:id="rId_bcj06ku1shkxgizwlmir">
-              <w:r>
-                <w:rPr>
-                  <w:rFonts w:ascii="Microsoft YaHei UI" w:cs="Microsoft YaHei UI" w:eastAsia="Microsoft YaHei UI" w:hAnsi="Microsoft YaHei UI"/>
-                  <w:color w:val="1B6CA8"/>
-                  <w:sz w:val="18"/>
-                  <w:szCs w:val="18"/>
-                  <w:u w:val="single"/>
-                </w:rPr>
-                <w:t xml:space="preserve">打开原始来源</w:t>
-              </w:r>
-            </w:hyperlink>
-          </w:p>
-        </w:tc>
-      </w:tr>
-      <w:tr>
-        <w:trPr>
-          <w:cantSplit/>
-        </w:trPr>
-        <w:tc>
-          <w:tcPr>
-            <w:tcW w:type="dxa" w:w="1450"/>
-            <w:shd w:fill="FFFFFF" w:val="clear"/>
-            <w:tcMar>
-              <w:top w:type="dxa" w:w="150"/>
-              <w:left w:type="dxa" w:w="170"/>
-              <w:bottom w:type="dxa" w:w="150"/>
-              <w:right w:type="dxa" w:w="170"/>
-            </w:tcMar>
-            <w:vAlign w:val="center"/>
-          </w:tcPr>
-          <w:p>
-            <w:pPr>
-              <w:spacing w:after="50" w:before="0" w:line="340"/>
-            </w:pPr>
-            <w:r>
-              <w:rPr>
-                <w:rFonts w:ascii="Microsoft YaHei UI" w:cs="Microsoft YaHei UI" w:eastAsia="Microsoft YaHei UI" w:hAnsi="Microsoft YaHei UI"/>
-                <w:b/>
-                <w:bCs/>
-                <w:color w:val="152625"/>
-                <w:sz w:val="22"/>
-                <w:szCs w:val="22"/>
-              </w:rPr>
-              <w:t xml:space="preserve">2026-08-21</w:t>
-            </w:r>
-          </w:p>
-          <w:p>
-            <w:pPr>
-              <w:spacing w:after="0" w:before="0" w:line="340"/>
-            </w:pPr>
-            <w:r>
-              <w:rPr>
-                <w:rFonts w:ascii="Microsoft YaHei UI" w:cs="Microsoft YaHei UI" w:eastAsia="Microsoft YaHei UI" w:hAnsi="Microsoft YaHei UI"/>
-                <w:color w:val="5F706E"/>
-                <w:sz w:val="22"/>
-                <w:szCs w:val="22"/>
-              </w:rPr>
-              <w:t xml:space="preserve">PubMed</w:t>
-            </w:r>
-          </w:p>
-        </w:tc>
-        <w:tc>
-          <w:tcPr>
-            <w:tcW w:type="dxa" w:w="8550"/>
-            <w:shd w:fill="FFFFFF" w:val="clear"/>
-            <w:tcMar>
-              <w:top w:type="dxa" w:w="150"/>
-              <w:left w:type="dxa" w:w="170"/>
-              <w:bottom w:type="dxa" w:w="150"/>
-              <w:right w:type="dxa" w:w="170"/>
-            </w:tcMar>
-            <w:vAlign w:val="top"/>
-          </w:tcPr>
-          <w:p>
-            <w:pPr>
-              <w:spacing w:after="70" w:before="0" w:line="340"/>
-            </w:pPr>
-            <w:r>
-              <w:rPr>
-                <w:rFonts w:ascii="Microsoft YaHei UI" w:cs="Microsoft YaHei UI" w:eastAsia="Microsoft YaHei UI" w:hAnsi="Microsoft YaHei UI"/>
-                <w:b/>
-                <w:bCs/>
-                <w:color w:val="0B5C55"/>
-                <w:sz w:val="22"/>
-                <w:szCs w:val="22"/>
-              </w:rPr>
-              <w:t xml:space="preserve">赵敏｜上海市精神卫生中心</w:t>
-            </w:r>
-          </w:p>
-          <w:p>
-            <w:pPr>
-              <w:spacing w:after="70" w:before="0" w:line="340"/>
-            </w:pPr>
-            <w:r>
-              <w:rPr>
-                <w:rFonts w:ascii="Microsoft YaHei UI" w:cs="Microsoft YaHei UI" w:eastAsia="Microsoft YaHei UI" w:hAnsi="Microsoft YaHei UI"/>
-                <w:b/>
-                <w:bCs/>
-                <w:color w:val="152625"/>
-                <w:sz w:val="22"/>
-                <w:szCs w:val="22"/>
-              </w:rPr>
-              <w:t xml:space="preserve">具有焦虑症状的甲基苯丙胺使用障碍的可解释模型的识别和验证：一项多中心横断面研究。</w:t>
-            </w:r>
-          </w:p>
-          <w:p>
-            <w:pPr>
-              <w:spacing w:after="0" w:before="0" w:line="320"/>
-            </w:pPr>
-            <w:r>
-              <w:rPr>
-                <w:rFonts w:ascii="Microsoft YaHei UI" w:cs="Microsoft YaHei UI" w:eastAsia="Microsoft YaHei UI" w:hAnsi="Microsoft YaHei UI"/>
-                <w:color w:val="5F706E"/>
-                <w:sz w:val="20"/>
-                <w:szCs w:val="20"/>
-              </w:rPr>
-              <w:t xml:space="preserve">研究主题：具有焦虑症状的甲基苯丙胺使用障碍的可解释模型的识别和验证：一项多中心横断面研究。。摘要要点：目的：焦虑引发的负强化过程是促进物质使用障碍行为复发的重要因素。客观识别甲基苯丙胺（METH）使用障碍（MUD）和其他成瘾行为的焦虑水平变得尤为重要，但目前对此问题的理解仍不清楚。方法：这项在中国进行的多中心横断面研究于2019年9月1日至2021年9月1日期间对METH患者进行，以鉴定和验证预测模型。伴有焦虑症状的MUD主要根据7项广泛性焦虑症问卷（GAD-7）评分来定义。通过在 METH 患者中获取或评估 70 种临床特征，使用 5 种机器学习 (ML) 算法构建预测模型。 SHapley Additive exPlanation 方法（SHAP）用于对特征重要性进行排序并解释最终模型。结果：XGBoost 模型在 5 个 ML 模型中的判别能力表现最好。根据特征重要性等级减少特征后，建立了具有 12 个特征的可解释的最终 XGBoost 模型。重要的是，炎症或氧化应激因素、激素、神经相关因素、临床量表异常和药物使用相关指标受损的 METH 患者的焦虑水平较高。结论：我们开发了一种易于理解的探索性 ML 模型，用于辅助 MUD 伴焦虑复发。该模型增强了对焦虑合并症的识别，证明了使用一组简约的预测变量的可行性，并支持患者分层以做出个性化治疗决策。</w:t>
-            </w:r>
-          </w:p>
-          <w:p>
-            <w:pPr>
-              <w:spacing w:after="0" w:before="80"/>
-            </w:pPr>
-            <w:hyperlink w:history="1" r:id="rIdkbgfs7va2yyj16bvrhwvr">
-              <w:r>
-                <w:rPr>
-                  <w:rFonts w:ascii="Microsoft YaHei UI" w:cs="Microsoft YaHei UI" w:eastAsia="Microsoft YaHei UI" w:hAnsi="Microsoft YaHei UI"/>
-                  <w:color w:val="1B6CA8"/>
-                  <w:sz w:val="18"/>
-                  <w:szCs w:val="18"/>
-                  <w:u w:val="single"/>
-                </w:rPr>
-                <w:t xml:space="preserve">打开原始来源</w:t>
-              </w:r>
-            </w:hyperlink>
-          </w:p>
-        </w:tc>
-      </w:tr>
-      <w:tr>
-        <w:trPr>
-          <w:cantSplit/>
-        </w:trPr>
-        <w:tc>
-          <w:tcPr>
-            <w:tcW w:type="dxa" w:w="1450"/>
-            <w:shd w:fill="F5F8F7" w:val="clear"/>
-            <w:tcMar>
-              <w:top w:type="dxa" w:w="150"/>
-              <w:left w:type="dxa" w:w="170"/>
-              <w:bottom w:type="dxa" w:w="150"/>
-              <w:right w:type="dxa" w:w="170"/>
-            </w:tcMar>
-            <w:vAlign w:val="center"/>
-          </w:tcPr>
-          <w:p>
-            <w:pPr>
-              <w:spacing w:after="50" w:before="0" w:line="340"/>
-            </w:pPr>
-            <w:r>
-              <w:rPr>
-                <w:rFonts w:ascii="Microsoft YaHei UI" w:cs="Microsoft YaHei UI" w:eastAsia="Microsoft YaHei UI" w:hAnsi="Microsoft YaHei UI"/>
-                <w:b/>
-                <w:bCs/>
-                <w:color w:val="152625"/>
-                <w:sz w:val="22"/>
-                <w:szCs w:val="22"/>
-              </w:rPr>
-              <w:t xml:space="preserve">2026-08-17</w:t>
-            </w:r>
-          </w:p>
-          <w:p>
-            <w:pPr>
-              <w:spacing w:after="0" w:before="0" w:line="340"/>
-            </w:pPr>
-            <w:r>
-              <w:rPr>
-                <w:rFonts w:ascii="Microsoft YaHei UI" w:cs="Microsoft YaHei UI" w:eastAsia="Microsoft YaHei UI" w:hAnsi="Microsoft YaHei UI"/>
-                <w:color w:val="5F706E"/>
-                <w:sz w:val="22"/>
-                <w:szCs w:val="22"/>
-              </w:rPr>
-              <w:t xml:space="preserve">PubMed</w:t>
-            </w:r>
-          </w:p>
-        </w:tc>
-        <w:tc>
-          <w:tcPr>
-            <w:tcW w:type="dxa" w:w="8550"/>
-            <w:shd w:fill="F5F8F7" w:val="clear"/>
-            <w:tcMar>
-              <w:top w:type="dxa" w:w="150"/>
-              <w:left w:type="dxa" w:w="170"/>
-              <w:bottom w:type="dxa" w:w="150"/>
-              <w:right w:type="dxa" w:w="170"/>
-            </w:tcMar>
-            <w:vAlign w:val="top"/>
-          </w:tcPr>
-          <w:p>
-            <w:pPr>
-              <w:spacing w:after="70" w:before="0" w:line="340"/>
-            </w:pPr>
-            <w:r>
-              <w:rPr>
-                <w:rFonts w:ascii="Microsoft YaHei UI" w:cs="Microsoft YaHei UI" w:eastAsia="Microsoft YaHei UI" w:hAnsi="Microsoft YaHei UI"/>
-                <w:b/>
-                <w:bCs/>
-                <w:color w:val="0B5C55"/>
-                <w:sz w:val="22"/>
-                <w:szCs w:val="22"/>
-              </w:rPr>
-              <w:t xml:space="preserve">宁玉萍｜广州医科大学附属脑科医院</w:t>
-            </w:r>
-          </w:p>
-          <w:p>
-            <w:pPr>
-              <w:spacing w:after="70" w:before="0" w:line="340"/>
-            </w:pPr>
-            <w:r>
-              <w:rPr>
-                <w:rFonts w:ascii="Microsoft YaHei UI" w:cs="Microsoft YaHei UI" w:eastAsia="Microsoft YaHei UI" w:hAnsi="Microsoft YaHei UI"/>
-                <w:b/>
-                <w:bCs/>
-                <w:color w:val="152625"/>
-                <w:sz w:val="22"/>
-                <w:szCs w:val="22"/>
-              </w:rPr>
-              <w:t xml:space="preserve">sgACC-DLPFC 功能连接的规范建模确定了与重度抑郁症临床反应相关的个性化 rTMS 目标。</w:t>
-            </w:r>
-          </w:p>
-          <w:p>
-            <w:pPr>
-              <w:spacing w:after="0" w:before="0" w:line="320"/>
-            </w:pPr>
-            <w:r>
-              <w:rPr>
-                <w:rFonts w:ascii="Microsoft YaHei UI" w:cs="Microsoft YaHei UI" w:eastAsia="Microsoft YaHei UI" w:hAnsi="Microsoft YaHei UI"/>
-                <w:color w:val="5F706E"/>
-                <w:sz w:val="20"/>
-                <w:szCs w:val="20"/>
-              </w:rPr>
-              <w:t xml:space="preserve">研究主题：sgACC-DLPFC 功能连接的规范建模确定了与重度抑郁症临床反应相关的个性化 rTMS 目标。。摘要要点：背景：重度抑郁症（MDD）对重复经颅磁刺激（rTMS）的反应差异很大。功能连接的规范化模型可以将疾病相关的病理生理学与人口统计学变异性分开，从而有可能完善个性化目标。方法：我们仅使用健康对照（HC；DIRECT 数据集，n = 1,313）构建了膝下前扣带皮层 (sgACC)-背外侧前额叶皮层 (DLPFC) 功能连接的规范模型。为 1,583 名 MDD 患者生成了个人 Z 评分图；具有最大负 Z 分数的 DLPFC 体素定义了功能连接规范偏差 (FCND) 引导的目标。通过将从刺激部位到 FCND 目标的欧几里德距离与改善相关联，在两个独立的 rTMS 队列（主动：n=39，假：n=23；加速 iTBS：n=15）中测试了临床实用性。我们探讨了 Z 分数标准化是否在统计上介导了这种关系。结果：在 DIRECT 数据集中，MDD 患者的最负 Z 分数（最小 Z 分数）的负值显着高于 HC，并且该最小 Z 分数与抑郁症状严重程度呈负相关（通过 17 项汉密尔顿抑郁评定量表测量）。在 YT 活性组中，距 FCND 引导目标的距离较短与更大的临床改善相关，而在假手术组中没有观察到相关性。这种关联在 aiTBS 数据集中也很重要。</w:t>
-            </w:r>
-          </w:p>
-          <w:p>
-            <w:pPr>
-              <w:spacing w:after="0" w:before="80"/>
-            </w:pPr>
-            <w:hyperlink w:history="1" r:id="rIdzvi07yfxit-wn6mkdozl2">
-              <w:r>
-                <w:rPr>
-                  <w:rFonts w:ascii="Microsoft YaHei UI" w:cs="Microsoft YaHei UI" w:eastAsia="Microsoft YaHei UI" w:hAnsi="Microsoft YaHei UI"/>
-                  <w:color w:val="1B6CA8"/>
-                  <w:sz w:val="18"/>
-                  <w:szCs w:val="18"/>
-                  <w:u w:val="single"/>
-                </w:rPr>
-                <w:t xml:space="preserve">打开原始来源</w:t>
-              </w:r>
-            </w:hyperlink>
-          </w:p>
-        </w:tc>
-      </w:tr>
-      <w:tr>
-        <w:trPr>
-          <w:cantSplit/>
-        </w:trPr>
-        <w:tc>
-          <w:tcPr>
-            <w:tcW w:type="dxa" w:w="1450"/>
-            <w:shd w:fill="FFFFFF" w:val="clear"/>
-            <w:tcMar>
-              <w:top w:type="dxa" w:w="150"/>
-              <w:left w:type="dxa" w:w="170"/>
-              <w:bottom w:type="dxa" w:w="150"/>
-              <w:right w:type="dxa" w:w="170"/>
-            </w:tcMar>
-            <w:vAlign w:val="center"/>
-          </w:tcPr>
-          <w:p>
-            <w:pPr>
-              <w:spacing w:after="50" w:before="0" w:line="340"/>
-            </w:pPr>
-            <w:r>
-              <w:rPr>
-                <w:rFonts w:ascii="Microsoft YaHei UI" w:cs="Microsoft YaHei UI" w:eastAsia="Microsoft YaHei UI" w:hAnsi="Microsoft YaHei UI"/>
-                <w:b/>
-                <w:bCs/>
-                <w:color w:val="152625"/>
-                <w:sz w:val="22"/>
-                <w:szCs w:val="22"/>
-              </w:rPr>
-              <w:t xml:space="preserve">2026-08-16</w:t>
-            </w:r>
-          </w:p>
-          <w:p>
-            <w:pPr>
-              <w:spacing w:after="0" w:before="0" w:line="340"/>
-            </w:pPr>
-            <w:r>
-              <w:rPr>
-                <w:rFonts w:ascii="Microsoft YaHei UI" w:cs="Microsoft YaHei UI" w:eastAsia="Microsoft YaHei UI" w:hAnsi="Microsoft YaHei UI"/>
-                <w:color w:val="5F706E"/>
-                <w:sz w:val="22"/>
-                <w:szCs w:val="22"/>
-              </w:rPr>
-              <w:t xml:space="preserve">PubMed</w:t>
-            </w:r>
-          </w:p>
-        </w:tc>
-        <w:tc>
-          <w:tcPr>
-            <w:tcW w:type="dxa" w:w="8550"/>
-            <w:shd w:fill="FFFFFF" w:val="clear"/>
-            <w:tcMar>
-              <w:top w:type="dxa" w:w="150"/>
-              <w:left w:type="dxa" w:w="170"/>
-              <w:bottom w:type="dxa" w:w="150"/>
-              <w:right w:type="dxa" w:w="170"/>
-            </w:tcMar>
-            <w:vAlign w:val="top"/>
-          </w:tcPr>
-          <w:p>
-            <w:pPr>
-              <w:spacing w:after="70" w:before="0" w:line="340"/>
-            </w:pPr>
-            <w:r>
-              <w:rPr>
-                <w:rFonts w:ascii="Microsoft YaHei UI" w:cs="Microsoft YaHei UI" w:eastAsia="Microsoft YaHei UI" w:hAnsi="Microsoft YaHei UI"/>
-                <w:b/>
-                <w:bCs/>
-                <w:color w:val="0B5C55"/>
-                <w:sz w:val="22"/>
-                <w:szCs w:val="22"/>
-              </w:rPr>
-              <w:t xml:space="preserve">王刚｜首都医科大学附属北京安定医院</w:t>
-            </w:r>
-          </w:p>
-          <w:p>
-            <w:pPr>
-              <w:spacing w:after="70" w:before="0" w:line="340"/>
-            </w:pPr>
-            <w:r>
-              <w:rPr>
-                <w:rFonts w:ascii="Microsoft YaHei UI" w:cs="Microsoft YaHei UI" w:eastAsia="Microsoft YaHei UI" w:hAnsi="Microsoft YaHei UI"/>
-                <w:b/>
-                <w:bCs/>
-                <w:color w:val="152625"/>
-                <w:sz w:val="22"/>
-                <w:szCs w:val="22"/>
-              </w:rPr>
-              <w:t xml:space="preserve">重度抑郁症的新治疗策略：疾病改变。</w:t>
-            </w:r>
-          </w:p>
-          <w:p>
-            <w:pPr>
-              <w:spacing w:after="0" w:before="0" w:line="320"/>
-            </w:pPr>
-            <w:r>
-              <w:rPr>
-                <w:rFonts w:ascii="Microsoft YaHei UI" w:cs="Microsoft YaHei UI" w:eastAsia="Microsoft YaHei UI" w:hAnsi="Microsoft YaHei UI"/>
-                <w:color w:val="5F706E"/>
-                <w:sz w:val="20"/>
-                <w:szCs w:val="20"/>
-              </w:rPr>
-              <w:t xml:space="preserve">研究主题：重度抑郁症的新治疗策略：疾病改变。。</w:t>
-            </w:r>
-          </w:p>
-          <w:p>
-            <w:pPr>
-              <w:spacing w:after="0" w:before="80"/>
-            </w:pPr>
-            <w:hyperlink w:history="1" r:id="rIdc5ykl4yxpxhm5fopripbl">
-              <w:r>
-                <w:rPr>
-                  <w:rFonts w:ascii="Microsoft YaHei UI" w:cs="Microsoft YaHei UI" w:eastAsia="Microsoft YaHei UI" w:hAnsi="Microsoft YaHei UI"/>
-                  <w:color w:val="1B6CA8"/>
-                  <w:sz w:val="18"/>
-                  <w:szCs w:val="18"/>
-                  <w:u w:val="single"/>
-                </w:rPr>
-                <w:t xml:space="preserve">打开原始来源</w:t>
-              </w:r>
-            </w:hyperlink>
-          </w:p>
-        </w:tc>
-      </w:tr>
-      <w:tr>
-        <w:trPr>
-          <w:cantSplit/>
-        </w:trPr>
-        <w:tc>
-          <w:tcPr>
-            <w:tcW w:type="dxa" w:w="1450"/>
-            <w:shd w:fill="F5F8F7" w:val="clear"/>
-            <w:tcMar>
-              <w:top w:type="dxa" w:w="150"/>
-              <w:left w:type="dxa" w:w="170"/>
-              <w:bottom w:type="dxa" w:w="150"/>
-              <w:right w:type="dxa" w:w="170"/>
-            </w:tcMar>
-            <w:vAlign w:val="center"/>
-          </w:tcPr>
-          <w:p>
-            <w:pPr>
-              <w:spacing w:after="50" w:before="0" w:line="340"/>
-            </w:pPr>
-            <w:r>
-              <w:rPr>
-                <w:rFonts w:ascii="Microsoft YaHei UI" w:cs="Microsoft YaHei UI" w:eastAsia="Microsoft YaHei UI" w:hAnsi="Microsoft YaHei UI"/>
-                <w:b/>
-                <w:bCs/>
-                <w:color w:val="152625"/>
-                <w:sz w:val="22"/>
-                <w:szCs w:val="22"/>
-              </w:rPr>
-              <w:t xml:space="preserve">2026-08-10</w:t>
-            </w:r>
-          </w:p>
-          <w:p>
-            <w:pPr>
-              <w:spacing w:after="0" w:before="0" w:line="340"/>
-            </w:pPr>
-            <w:r>
-              <w:rPr>
-                <w:rFonts w:ascii="Microsoft YaHei UI" w:cs="Microsoft YaHei UI" w:eastAsia="Microsoft YaHei UI" w:hAnsi="Microsoft YaHei UI"/>
-                <w:color w:val="5F706E"/>
-                <w:sz w:val="22"/>
-                <w:szCs w:val="22"/>
-              </w:rPr>
-              <w:t xml:space="preserve">PubMed</w:t>
-            </w:r>
-          </w:p>
-        </w:tc>
-        <w:tc>
-          <w:tcPr>
-            <w:tcW w:type="dxa" w:w="8550"/>
-            <w:shd w:fill="F5F8F7" w:val="clear"/>
-            <w:tcMar>
-              <w:top w:type="dxa" w:w="150"/>
-              <w:left w:type="dxa" w:w="170"/>
-              <w:bottom w:type="dxa" w:w="150"/>
-              <w:right w:type="dxa" w:w="170"/>
-            </w:tcMar>
-            <w:vAlign w:val="top"/>
-          </w:tcPr>
-          <w:p>
-            <w:pPr>
-              <w:spacing w:after="70" w:before="0" w:line="340"/>
-            </w:pPr>
-            <w:r>
-              <w:rPr>
-                <w:rFonts w:ascii="Microsoft YaHei UI" w:cs="Microsoft YaHei UI" w:eastAsia="Microsoft YaHei UI" w:hAnsi="Microsoft YaHei UI"/>
-                <w:b/>
-                <w:bCs/>
-                <w:color w:val="0B5C55"/>
-                <w:sz w:val="22"/>
-                <w:szCs w:val="22"/>
-              </w:rPr>
-              <w:t xml:space="preserve">于欣｜北京大学第六医院</w:t>
-            </w:r>
-          </w:p>
-          <w:p>
-            <w:pPr>
-              <w:spacing w:after="70" w:before="0" w:line="340"/>
-            </w:pPr>
-            <w:r>
-              <w:rPr>
-                <w:rFonts w:ascii="Microsoft YaHei UI" w:cs="Microsoft YaHei UI" w:eastAsia="Microsoft YaHei UI" w:hAnsi="Microsoft YaHei UI"/>
-                <w:b/>
-                <w:bCs/>
-                <w:color w:val="152625"/>
-                <w:sz w:val="22"/>
-                <w:szCs w:val="22"/>
-              </w:rPr>
-              <w:t xml:space="preserve">中国青少年和成人双向情感障碍患者锂使用与自杀和自残的关联：一项全国多中心回顾性队列研究。</w:t>
-            </w:r>
-          </w:p>
-          <w:p>
-            <w:pPr>
-              <w:spacing w:after="0" w:before="0" w:line="320"/>
-            </w:pPr>
-            <w:r>
-              <w:rPr>
-                <w:rFonts w:ascii="Microsoft YaHei UI" w:cs="Microsoft YaHei UI" w:eastAsia="Microsoft YaHei UI" w:hAnsi="Microsoft YaHei UI"/>
-                <w:color w:val="5F706E"/>
-                <w:sz w:val="20"/>
-                <w:szCs w:val="20"/>
-              </w:rPr>
-              <w:t xml:space="preserve">研究主题：中国青少年和成人双向情感障碍患者锂使用与自杀和自残的关联：一项全国多中心回顾性队列研究。。摘要要点：目的：双相情感障碍（BD）大大增加自杀风险。虽然锂被认为可以减少自杀和自杀行为，但有关其与自杀意念关联的证据仍然有限。本研究评估了锂与中国双相情感障碍青少年和成人自杀意念和行为减少的关系。方法：这项多中心、回顾性队列研究纳入了2024年4月19日至2024年11月30日期间招募的来自中国大陆15个精神科中心、符合DSM-IV双相障碍标准的12-45岁参与者。上一年前6个月接受锂治疗≥80%的患者构成锂组；那些没有接触过锂的人作为对照。主要结果是通过哥伦比亚自杀严重程度评定量表评估自杀意念；次要结局包括自杀行为、非自杀性自伤（NSSI）和攻击性。结果：在 603 名筛查患者中，585 名（290 名锂；295 名对照）符合纳入标准。在 1 年随访中，锂的使用与自杀意念（调整后优势比 [aOR] = 0.57，95% CI = 0.38-0.86，P = .008）和自杀行为（aOR= 0.60，95% CI = 0.39-0.90，P = .02）的可能性显着相关。NSSI 没有观察到差异，而锂使用者报告的敌意分数较低 (P = .01)。亚组分析表明，无论精神病症状如何，女性、成年人、高收入人群以及没有共病焦虑、快速循环或主要抑郁发作的人之间存在更明显的保护性关联。结论：锂与 BD 患者的自杀意念风险降低 40% 以及自杀行为减少相关。</w:t>
-            </w:r>
-          </w:p>
-          <w:p>
-            <w:pPr>
-              <w:spacing w:after="0" w:before="80"/>
-            </w:pPr>
-            <w:hyperlink w:history="1" r:id="rIdvqw61vv5jgwtipgcu1z-4">
-              <w:r>
-                <w:rPr>
-                  <w:rFonts w:ascii="Microsoft YaHei UI" w:cs="Microsoft YaHei UI" w:eastAsia="Microsoft YaHei UI" w:hAnsi="Microsoft YaHei UI"/>
-                  <w:color w:val="1B6CA8"/>
-                  <w:sz w:val="18"/>
-                  <w:szCs w:val="18"/>
-                  <w:u w:val="single"/>
-                </w:rPr>
-                <w:t xml:space="preserve">打开原始来源</w:t>
-              </w:r>
-            </w:hyperlink>
-          </w:p>
-        </w:tc>
-      </w:tr>
-    </w:tbl>
+    <w:p>
+      <w:pPr>
+        <w:spacing w:after="140" w:before="0" w:line="340"/>
+      </w:pPr>
+      <w:r>
+        <w:rPr>
+          <w:rFonts w:ascii="Microsoft YaHei UI" w:cs="Microsoft YaHei UI" w:eastAsia="Microsoft YaHei UI" w:hAnsi="Microsoft YaHei UI"/>
+          <w:color w:val="5F706E"/>
+          <w:sz w:val="22"/>
+          <w:szCs w:val="22"/>
+        </w:rPr>
+        <w:t xml:space="preserve">本月未检索到可确认身份的产品相关专家记录。</w:t>
+      </w:r>
+    </w:p>
     <w:p>
       <w:pPr>
         <w:pStyle w:val="Heading1"/>
@@ -2873,7 +2126,7 @@
           <w:sz w:val="21"/>
           <w:szCs w:val="21"/>
         </w:rPr>
-        <w:t xml:space="preserve">盐酸艾司氯胺酮 / esketamine hydrochloride / C13H17Cl2NO（27 条）</w:t>
+        <w:t xml:space="preserve">裸盖菇素 / psilocybin / C12H17N2O4P（12 条）</w:t>
       </w:r>
     </w:p>
     <w:p>
@@ -2892,7 +2145,7 @@
           <w:sz w:val="21"/>
           <w:szCs w:val="21"/>
         </w:rPr>
-        <w:t xml:space="preserve">裸盖菇素 / psilocybin / C12H17N2O4P（26 条）</w:t>
+        <w:t xml:space="preserve">盐酸艾司氯胺酮 / esketamine hydrochloride / C13H17Cl2NO（10 条）</w:t>
       </w:r>
     </w:p>
     <w:p>
@@ -2911,7 +2164,7 @@
           <w:sz w:val="21"/>
           <w:szCs w:val="21"/>
         </w:rPr>
-        <w:t xml:space="preserve">盐酸安非他酮 / bupropion hydrochloride / C13H19Cl2NO（22 条）</w:t>
+        <w:t xml:space="preserve">氢溴酸伏硫西汀 / vortioxetine hydrobromide / C18H23BrN2S（4 条）</w:t>
       </w:r>
     </w:p>
     <w:p>
@@ -2930,7 +2183,7 @@
           <w:sz w:val="21"/>
           <w:szCs w:val="21"/>
         </w:rPr>
-        <w:t xml:space="preserve">盐酸度洛西汀 / duloxetine hydrochloride / C18H20ClNOS（18 条）</w:t>
+        <w:t xml:space="preserve">盐酸氟西汀 / fluoxetine hydrochloride / C17H19ClF3NO（4 条）</w:t>
       </w:r>
     </w:p>
     <w:p>
@@ -2949,7 +2202,7 @@
           <w:sz w:val="21"/>
           <w:szCs w:val="21"/>
         </w:rPr>
-        <w:t xml:space="preserve">盐酸舍曲林 / sertraline hydrochloride / C17H18Cl3N（15 条）</w:t>
+        <w:t xml:space="preserve">盐酸安非他酮 / bupropion hydrochloride / C13H19Cl2NO（3 条）</w:t>
       </w:r>
     </w:p>
     <w:p>
@@ -2968,7 +2221,7 @@
           <w:sz w:val="21"/>
           <w:szCs w:val="21"/>
         </w:rPr>
-        <w:t xml:space="preserve">盐酸氟西汀 / fluoxetine hydrochloride / C17H19ClF3NO（14 条）</w:t>
+        <w:t xml:space="preserve">草酸艾司西酞普兰 / escitalopram oxalate / C22H23FN2O5（3 条）</w:t>
       </w:r>
     </w:p>
     <w:p>
@@ -2987,7 +2240,7 @@
           <w:sz w:val="21"/>
           <w:szCs w:val="21"/>
         </w:rPr>
-        <w:t xml:space="preserve">右美沙芬氢溴酸盐 / dextromethorphan hydrobromide / C18H26BrNO（14 条）</w:t>
+        <w:t xml:space="preserve">盐酸舍曲林 / sertraline hydrochloride / C17H18Cl3N（2 条）</w:t>
       </w:r>
     </w:p>
     <w:p>
@@ -3006,7 +2259,7 @@
           <w:sz w:val="21"/>
           <w:szCs w:val="21"/>
         </w:rPr>
-        <w:t xml:space="preserve">草酸艾司西酞普兰 / escitalopram oxalate / C22H23FN2O5（12 条）</w:t>
+        <w:t xml:space="preserve">右美沙芬氢溴酸盐 / dextromethorphan hydrobromide / C18H26BrNO（2 条）</w:t>
       </w:r>
     </w:p>
     <w:p>
@@ -3025,7 +2278,7 @@
           <w:sz w:val="21"/>
           <w:szCs w:val="21"/>
         </w:rPr>
-        <w:t xml:space="preserve">盐酸文拉法辛 / venlafaxine hydrochloride / C17H28ClNO2（8 条）</w:t>
+        <w:t xml:space="preserve">琥珀酸去甲文拉法辛 / desvenlafaxine succinate / C20H33NO7（2 条）</w:t>
       </w:r>
     </w:p>
     <w:p>
@@ -3044,7 +2297,7 @@
           <w:sz w:val="21"/>
           <w:szCs w:val="21"/>
         </w:rPr>
-        <w:t xml:space="preserve">氢溴酸西酞普兰 / citalopram hydrobromide / C20H22BrFN2O（7 条）</w:t>
+        <w:t xml:space="preserve">米氮平 / mirtazapine / C17H19N3（1 条）</w:t>
       </w:r>
     </w:p>
     <w:p>

--- a/reports/2026-08_zoloft_focus_report.docx
+++ b/reports/2026-08_zoloft_focus_report.docx
@@ -850,7 +850,7 @@
             <w:pPr>
               <w:spacing w:after="0" w:before="80"/>
             </w:pPr>
-            <w:hyperlink w:history="1" r:id="rIdvqslj60uwtxbuts5eaijw">
+            <w:hyperlink w:history="1" r:id="rIdgvpae929xuhlpto738y0i">
               <w:r>
                 <w:rPr>
                   <w:rFonts w:ascii="Microsoft YaHei UI" w:cs="Microsoft YaHei UI" w:eastAsia="Microsoft YaHei UI" w:hAnsi="Microsoft YaHei UI"/>
@@ -1015,7 +1015,7 @@
             <w:pPr>
               <w:spacing w:after="0" w:before="80"/>
             </w:pPr>
-            <w:hyperlink w:history="1" r:id="rId3k8p-japoaap_d_3isby7">
+            <w:hyperlink w:history="1" r:id="rIdgg1cbbu-mk1cxpm4ul7nj">
               <w:r>
                 <w:rPr>
                   <w:rFonts w:ascii="Microsoft YaHei UI" w:cs="Microsoft YaHei UI" w:eastAsia="Microsoft YaHei UI" w:hAnsi="Microsoft YaHei UI"/>
@@ -1180,7 +1180,7 @@
             <w:pPr>
               <w:spacing w:after="0" w:before="80"/>
             </w:pPr>
-            <w:hyperlink w:history="1" r:id="rIdwvowmkngzbuj7oyq3oatr">
+            <w:hyperlink w:history="1" r:id="rIds6tegqich2zv7aikcwz3l">
               <w:r>
                 <w:rPr>
                   <w:rFonts w:ascii="Microsoft YaHei UI" w:cs="Microsoft YaHei UI" w:eastAsia="Microsoft YaHei UI" w:hAnsi="Microsoft YaHei UI"/>
@@ -1345,7 +1345,7 @@
             <w:pPr>
               <w:spacing w:after="0" w:before="80"/>
             </w:pPr>
-            <w:hyperlink w:history="1" r:id="rId1riykjmfow28jnarf7aea">
+            <w:hyperlink w:history="1" r:id="rId1umyutblgzyjuovlohruw">
               <w:r>
                 <w:rPr>
                   <w:rFonts w:ascii="Microsoft YaHei UI" w:cs="Microsoft YaHei UI" w:eastAsia="Microsoft YaHei UI" w:hAnsi="Microsoft YaHei UI"/>
@@ -1510,7 +1510,7 @@
             <w:pPr>
               <w:spacing w:after="0" w:before="80"/>
             </w:pPr>
-            <w:hyperlink w:history="1" r:id="rIdexgkjs8tpt2z6hmmipem8">
+            <w:hyperlink w:history="1" r:id="rId0ratrzpj6bh8big2d4h6n">
               <w:r>
                 <w:rPr>
                   <w:rFonts w:ascii="Microsoft YaHei UI" w:cs="Microsoft YaHei UI" w:eastAsia="Microsoft YaHei UI" w:hAnsi="Microsoft YaHei UI"/>
@@ -1675,7 +1675,7 @@
             <w:pPr>
               <w:spacing w:after="0" w:before="80"/>
             </w:pPr>
-            <w:hyperlink w:history="1" r:id="rId_wzfxkt-pka3zgyutca6p">
+            <w:hyperlink w:history="1" r:id="rId0ymvucattlxttw2oaseb_">
               <w:r>
                 <w:rPr>
                   <w:rFonts w:ascii="Microsoft YaHei UI" w:cs="Microsoft YaHei UI" w:eastAsia="Microsoft YaHei UI" w:hAnsi="Microsoft YaHei UI"/>
@@ -1840,7 +1840,7 @@
             <w:pPr>
               <w:spacing w:after="0" w:before="80"/>
             </w:pPr>
-            <w:hyperlink w:history="1" r:id="rIdvrdxdlccemizglp8offfk">
+            <w:hyperlink w:history="1" r:id="rIdacsrmscvack-sqfkskmqk">
               <w:r>
                 <w:rPr>
                   <w:rFonts w:ascii="Microsoft YaHei UI" w:cs="Microsoft YaHei UI" w:eastAsia="Microsoft YaHei UI" w:hAnsi="Microsoft YaHei UI"/>
@@ -2005,7 +2005,7 @@
             <w:pPr>
               <w:spacing w:after="0" w:before="80"/>
             </w:pPr>
-            <w:hyperlink w:history="1" r:id="rIdy46pforx5cego1thsi20j">
+            <w:hyperlink w:history="1" r:id="rIdl84rkzqvwcoygfzywddjc">
               <w:r>
                 <w:rPr>
                   <w:rFonts w:ascii="Microsoft YaHei UI" w:cs="Microsoft YaHei UI" w:eastAsia="Microsoft YaHei UI" w:hAnsi="Microsoft YaHei UI"/>
